--- a/docs/requirements/lz4-enuway-requirements.docx
+++ b/docs/requirements/lz4-enuway-requirements.docx
@@ -8613,7 +8613,7 @@
               </w:rPr>
               <w:t>Оң сценарий: Given қолданушыда жарамды ENU поштасы бар; When растау сілтемесін қолданады; Then профиль verified мәртебесімен ашылады. Жарамсыз домен қабылданбайды.</w:t>
               <w:br/>
-              <w:t>Теріс сценарий: Дано: домен почты не относится к ENU; Когда пользователь отправляет регистрацию; Тогда система отклоняет запрос и не создаёт аккаунт.</w:t>
+              <w:t>Теріс сценарий: Given пошта домені ENU-ға тиесілі емес; When пайдаланушы тіркелуді жібереді; Then жүйе сұрауды қабылдамайды және аккаунт құрмайды.</w:t>
             </w:r>
           </w:p>
         </w:tc>
@@ -8795,7 +8795,7 @@
               </w:rPr>
               <w:t>Оң сценарий: Given verified аккаунт; When міндетті өрістерді толтырып сақтайды; Then профиль ашылады және нақты үй мекенжайы жарияланбайды.</w:t>
               <w:br/>
-              <w:t>Теріс сценарий: Дано: обязательное поле профиля пустое; Когда пользователь сохраняет профиль; Тогда система показывает ошибку и не публикует профиль.</w:t>
+              <w:t>Теріс сценарий: Given профильдің міндетті өрісі бос; When пайдаланушы профильді сақтайды; Then жүйе қатені көрсетеді және профильді жарияламайды.</w:t>
             </w:r>
           </w:p>
         </w:tc>
@@ -8977,7 +8977,7 @@
               </w:rPr>
               <w:t>Оң сценарий: Given белсенді сапарлар бар; When бастапқы аудан, межелі орын және күнді таңдайды; Then сәйкес нәтижелер уақыт бойынша сұрыпталып көрсетіледі.</w:t>
               <w:br/>
-              <w:t>Теріс сценарий: Дано: по выбранным параметрам поездок нет; Когда пользователь выполняет поиск; Тогда система показывает пустой результат и предлагает изменить фильтры.</w:t>
+              <w:t>Теріс сценарий: Given таңдалған параметрлер бойынша сапар жоқ; When пайдаланушы іздеу жасайды; Then жүйе бос нәтиже көрсетіп, сүзгілерді өзгертуді ұсынады.</w:t>
             </w:r>
           </w:p>
         </w:tc>
@@ -9159,7 +9159,7 @@
               </w:rPr>
               <w:t>Оң сценарий: Given іздеу нәтижесі ашық; When карточканы таңдайды; Then уақыт, кездесу нүктесі, бос орын, болжамды үлес және verified мәртебесі көрсетіледі.</w:t>
               <w:br/>
-              <w:t>Теріс сценарий: Дано: поездка закрыта или мест нет; Когда пользователь открывает карточку; Тогда кнопка присоединения недоступна и указана причина.</w:t>
+              <w:t>Теріс сценарий: Given сапар жабық немесе бос орын жоқ; When пайдаланушы карточканы ашады; Then қосылу батырмасы қолжетімсіз болып, себебі көрсетіледі.</w:t>
             </w:r>
           </w:p>
         </w:tc>
@@ -9341,7 +9341,7 @@
               </w:rPr>
               <w:t>Оң сценарий: Given verified жүргізуші; When барлық міндетті өрісті толтырады; Then сапар Draft ретінде сақталып, тексеруге көрсетіледі.</w:t>
               <w:br/>
-              <w:t>Теріс сценарий: Дано: обязательные данные поездки не заполнены; Когда водитель пытается опубликовать поездку; Тогда система сохраняет черновик и показывает ошибки.</w:t>
+              <w:t>Теріс сценарий: Given сапардың міндетті деректері толтырылмаған; When жүргізуші жариялауға әрекет жасайды; Then жүйе черновикті сақтап, қателерді көрсетеді.</w:t>
             </w:r>
           </w:p>
         </w:tc>
@@ -9523,7 +9523,7 @@
               </w:rPr>
               <w:t>Оң сценарий: Given сапар Draft күйінде; When 1–4 аралығындағы орын санын енгізеді; Then жүйе мәнді сақтайды, ал басқа мәндерді қате деп көрсетеді.</w:t>
               <w:br/>
-              <w:t>Теріс сценарий: Дано: введено меньше 1 или больше 4 мест; Когда водитель сохраняет поездку; Тогда значение отклоняется и показывается допустимый диапазон.</w:t>
+              <w:t>Теріс сценарий: Given 1-ден аз немесе 4-тен көп орын енгізілген; When жүргізуші сапарды сақтайды; Then мән қабылданбай, рұқсат етілген диапазон көрсетіледі.</w:t>
             </w:r>
           </w:p>
         </w:tc>
@@ -9705,7 +9705,7 @@
               </w:rPr>
               <w:t>Оң сценарий: Given сапар Draft күйінде; When 0–5000 теңге аралығындағы соманы енгізеді; Then сома карточкада болжамды үлес ретінде көрсетіледі.</w:t>
               <w:br/>
-              <w:t>Теріс сценарий: Дано: сумма меньше 0 или больше 5000 тенге; Когда водитель сохраняет сумму; Тогда система отклоняет значение.</w:t>
+              <w:t>Теріс сценарий: Given сома 0-ден аз немесе 5000 теңгеден көп; When жүргізуші соманы сақтайды; Then жүйе мәнді қабылдамайды.</w:t>
             </w:r>
           </w:p>
         </w:tc>
@@ -9887,7 +9887,7 @@
               </w:rPr>
               <w:t>Оң сценарий: Given verified жолаушы және бос орын бар; When Қосылу батырмасын басады; Then сұрау Pending күйінде жасалып, жүргізушіге хабарлама жіберіледі.</w:t>
               <w:br/>
-              <w:t>Теріс сценарий: Дано: свободных мест нет; Когда пассажир отправляет запрос; Тогда запрос не создаётся и отображается сообщение об отсутствии мест.</w:t>
+              <w:t>Теріс сценарий: Given бос орын жоқ; When жолаушы сұрау жібереді; Then сұрау құрылмайды және орын жоқ екені көрсетіледі.</w:t>
             </w:r>
           </w:p>
         </w:tc>
@@ -10069,7 +10069,7 @@
               </w:rPr>
               <w:t>Оң сценарий: Given Pending сұрау бар; When жүргізуші шешім таңдайды; Then мәртебе жаңарып, жолаушыға хабарлама кетеді; қабылданса бос орын 1-ге азаяды.</w:t>
               <w:br/>
-              <w:t>Теріс сценарий: Дано: запрос уже обработан; Когда водитель повторно принимает или отклоняет его; Тогда статус и число мест не меняются.</w:t>
+              <w:t>Теріс сценарий: Given сұрау бұрын өңделген; When жүргізуші оны қайта қабылдайды немесе қабылдамайды; Then мәртебе мен орын саны өзгермейді.</w:t>
             </w:r>
           </w:p>
         </w:tc>
@@ -10251,7 +10251,7 @@
               </w:rPr>
               <w:t>Оң сценарий: Given қолданушы жүйеге кірген; When Менің сапарларым бөлімін ашады; Then сапарлар Алдағы және Өткен топтарында көрсетіледі.</w:t>
               <w:br/>
-              <w:t>Теріс сценарий: Дано: у пользователя нет поездок; Когда он открывает раздел; Тогда система показывает пустое состояние без ошибки.</w:t>
+              <w:t>Теріс сценарий: Given пайдаланушыда сапар жоқ; When ол бөлімді ашады; Then жүйе қатесіз бос күйді көрсетеді.</w:t>
             </w:r>
           </w:p>
         </w:tc>
@@ -10433,7 +10433,7 @@
               </w:rPr>
               <w:t>Оң сценарий: Given алдағы сапар бар; When Бас тарту әрекетін растайды; Then мәртебе жаңарып, басқа қатысушыларға 60 секунд ішінде хабарлама жіберіледі.</w:t>
               <w:br/>
-              <w:t>Теріс сценарий: Дано: поездка завершена; Когда участник пытается отменить участие; Тогда отмена блокируется и статус не меняется.</w:t>
+              <w:t>Теріс сценарий: Given сапар аяқталған; When қатысушы бас тартуға әрекет жасайды; Then әрекет бұғатталып, мәртебе өзгермейді.</w:t>
             </w:r>
           </w:p>
         </w:tc>
@@ -10615,7 +10615,7 @@
               </w:rPr>
               <w:t>Оң сценарий: Given сапар уақыты өтіп кеткен; When жүргізуші Аяқталды деп белгілейді; Then сапар Completed күйіне ауысып, бағалау ашылады.</w:t>
               <w:br/>
-              <w:t>Теріс сценарий: Дано: время поездки ещё не наступило; Когда водитель пытается закрыть поездку; Тогда система отклоняет действие.</w:t>
+              <w:t>Теріс сценарий: Given сапар уақыты әлі келмеген; When жүргізуші сапарды жабуға әрекет жасайды; Then жүйе әрекетті қабылдамайды.</w:t>
             </w:r>
           </w:p>
         </w:tc>
@@ -10797,7 +10797,7 @@
               </w:rPr>
               <w:t>Оң сценарий: Given Completed сапар; When 1–5 баға мен міндетті емес пікір жібереді; Then бір сапарға бір баға сақталып, орташа рейтинг қайта есептеледі.</w:t>
               <w:br/>
-              <w:t>Теріс сценарий: Дано: пользователь уже оценил участника за эту поездку; Когда он отправляет вторую оценку; Тогда дубликат не сохраняется.</w:t>
+              <w:t>Теріс сценарий: Given пайдаланушы осы сапардағы қатысушыны бағалап қойған; When екінші бағаны жібереді; Then қайталанған баға сақталмайды.</w:t>
             </w:r>
           </w:p>
         </w:tc>
@@ -10979,7 +10979,7 @@
               </w:rPr>
               <w:t>Оң сценарий: Given пайдаланушы сапар қатысушысы; When санат, сипаттама және қажет болса дәлел қосады; Then шағым ID алып, New күйінде модераторға түседі.</w:t>
               <w:br/>
-              <w:t>Теріс сценарий: Дано: обязательная категория или описание отсутствует; Когда пользователь отправляет жалобу; Тогда жалоба не создаётся и поля подсвечиваются.</w:t>
+              <w:t>Теріс сценарий: Given міндетті санат немесе сипаттама жоқ; When пайдаланушы шағым жібереді; Then шағым құрылмай, толтырылмаған өрістер көрсетіледі.</w:t>
             </w:r>
           </w:p>
         </w:tc>
@@ -11161,7 +11161,7 @@
               </w:rPr>
               <w:t>Оң сценарий: Given басқа пайдаланушы профилі ашық; When Бұғаттау әрекетін растайды; Then екі тарап бір-бірінің сапарларына қосыла алмайды.</w:t>
               <w:br/>
-              <w:t>Теріс сценарий: Дано: пользователь уже заблокирован; Когда блокировка отправляется повторно; Тогда дубликат не создаётся.</w:t>
+              <w:t>Теріс сценарий: Given пайдаланушы бұрын бұғатталған; When бұғаттау қайта жіберіледі; Then қайталанған жазба құрылмайды.</w:t>
             </w:r>
           </w:p>
         </w:tc>
@@ -11343,7 +11343,7 @@
               </w:rPr>
               <w:t>Оң сценарий: Given New шағым бар; When модератор шешім мен түсіндірмені сақтайды; Then мәртебе Closed болады және аудит журналында жазба пайда болады.</w:t>
               <w:br/>
-              <w:t>Теріс сценарий: Дано: роль пользователя не модератор; Когда он пытается закрыть жалобу; Тогда система возвращает 403 и не меняет жалобу.</w:t>
+              <w:t>Теріс сценарий: Given пайдаланушының рөлі модератор емес; When ол шағымды жабуға әрекет жасайды; Then жүйе 403 қайтарады және шағымды өзгертпейді.</w:t>
             </w:r>
           </w:p>
         </w:tc>
@@ -11525,7 +11525,7 @@
               </w:rPr>
               <w:t>Оң сценарий: Given оқиға жасалды; When мәртебе өзгереді; Then қолданушыға 60 секунд ішінде хабарлама жіберіліп, жеткізу нәтижесі журналға жазылады.</w:t>
               <w:br/>
-              <w:t>Теріс сценарий: Дано: сервис уведомлений временно недоступен; Когда статус меняется; Тогда выполняются три повторные попытки, а сбой записывается в журнал.</w:t>
+              <w:t>Теріс сценарий: Given хабарлама сервисі уақытша қолжетімсіз; When мәртебе өзгереді; Then үш қайта жіберу орындалып, ақау журналға жазылады.</w:t>
             </w:r>
           </w:p>
         </w:tc>
@@ -11707,7 +11707,7 @@
               </w:rPr>
               <w:t>Оң сценарий: Given жүйе ашық; When тіл ауыстырылады; Then MVP экрандарындағы барлық мәтін таңдалған тілде көрсетіліп, таңдау келесі сессияда сақталады.</w:t>
               <w:br/>
-              <w:t>Теріс сценарий: Дано: для выбранного языка отсутствует ключ перевода; Когда открывается экран; Тогда сборка или проверка локализации завершается ошибкой без пустой строки.</w:t>
+              <w:t>Теріс сценарий: Given таңдалған тіл үшін аударма кілті жоқ; When экран ашылады; Then локализация тексеруі бос жол қалдырмай қателікпен аяқталады.</w:t>
             </w:r>
           </w:p>
         </w:tc>

--- a/docs/requirements/lz4-enuway-requirements.docx
+++ b/docs/requirements/lz4-enuway-requirements.docx
@@ -15778,11 +15778,6 @@
       </w:pPr>
     </w:p>
     <w:p>
-      <w:r>
-        <w:br w:type="page"/>
-      </w:r>
-    </w:p>
-    <w:p>
       <w:pPr>
         <w:keepNext/>
         <w:spacing w:before="280" w:after="100"/>

--- a/docs/requirements/lz4-enuway-requirements.docx
+++ b/docs/requirements/lz4-enuway-requirements.docx
@@ -4221,7 +4221,7 @@
           <w:color w:val="232323"/>
           <w:sz w:val="21"/>
         </w:rPr>
-        <w:t>Жұмыс сұрақтарының тәртібі: барлық сұрақ GitHub-тағы бір Questions тізіміне жиналады. Иесі, адресаты, қойылған күні және жауап мерзімі жазылады. Жоба менеджері тізімді күн сайын тексереді, ал тапсырыс берушіге жиналған сұрақтар апталық кездесуде бір пакетпен қойылады. P1 блокері ғана жеке арнамен бірден эскалацияланады.</w:t>
+        <w:t>Жұмыс сұрақтарының тәртібі: барлық сұрақ GitHub-тағы бір Questions тізіміне жиналады: https://github.com/nypucjiam-create/ENUWay/issues/30. Иесі, адресаты, қойылған күні және жауап мерзімі жазылады. Жоба менеджері тізімді күн сайын тексереді, ал тапсырыс берушіге жиналған сұрақтар апталық кездесуде бір пакетпен қойылады. P1 блокері ғана жеке арнамен бірден эскалацияланады.</w:t>
       </w:r>
     </w:p>
     <w:p>
